--- a/templates/cv_compact.docx
+++ b/templates/cv_compact.docx
@@ -187,38 +187,6 @@
     <w:p>
       <w:r>
         <w:t>{{ cv.languages | join(', ') }}</w:t>
-      </w:r>
-    </w:p>
-    <w:p>
-      <w:pPr>
-        <w:spacing w:before="120" w:after="40"/>
-      </w:pPr>
-      <w:r>
-        <w:rPr>
-          <w:b/>
-          <w:color w:val="2C2C2C"/>
-          <w:sz w:val="20"/>
-        </w:rPr>
-        <w:t>CERTYFIKATY</w:t>
-      </w:r>
-    </w:p>
-    <w:p>
-      <w:r>
-        <w:t>{%p for cert in cv.certifications %}</w:t>
-      </w:r>
-    </w:p>
-    <w:p>
-      <w:pPr>
-        <w:pStyle w:val="ListBullet"/>
-        <w:spacing w:after="0"/>
-      </w:pPr>
-      <w:r>
-        <w:t>{{ cert }}</w:t>
-      </w:r>
-    </w:p>
-    <w:p>
-      <w:r>
-        <w:t>{%p endfor %}</w:t>
       </w:r>
     </w:p>
     <w:sectPr>

--- a/templates/cv_compact.docx
+++ b/templates/cv_compact.docx
@@ -169,6 +169,24 @@
     <w:p>
       <w:r>
         <w:t>{{ cv.skills | join(', ') }}</w:t>
+      </w:r>
+    </w:p>
+    <w:p>
+      <w:pPr>
+        <w:spacing w:before="120" w:after="40"/>
+      </w:pPr>
+      <w:r>
+        <w:rPr>
+          <w:b/>
+          <w:color w:val="2C2C2C"/>
+          <w:sz w:val="20"/>
+        </w:rPr>
+        <w:t>KURSY</w:t>
+      </w:r>
+    </w:p>
+    <w:p>
+      <w:r>
+        <w:t>{{ cv.courses | join(', ') }}</w:t>
       </w:r>
     </w:p>
     <w:p>

--- a/templates/cv_compact.docx
+++ b/templates/cv_compact.docx
@@ -45,7 +45,7 @@
           <w:color w:val="2C2C2C"/>
           <w:sz w:val="20"/>
         </w:rPr>
-        <w:t>PROFIL</w:t>
+        <w:t>{{ labels.profile | upper }}</w:t>
       </w:r>
     </w:p>
     <w:p>
@@ -66,7 +66,7 @@
           <w:color w:val="2C2C2C"/>
           <w:sz w:val="20"/>
         </w:rPr>
-        <w:t>DOŚWIADCZENIE</w:t>
+        <w:t>{{ labels.experience | upper }}</w:t>
       </w:r>
     </w:p>
     <w:p>
@@ -131,7 +131,7 @@
           <w:color w:val="2C2C2C"/>
           <w:sz w:val="20"/>
         </w:rPr>
-        <w:t>WYKSZTAŁCENIE</w:t>
+        <w:t>{{ labels.education | upper }}</w:t>
       </w:r>
     </w:p>
     <w:p>
@@ -163,7 +163,7 @@
           <w:color w:val="2C2C2C"/>
           <w:sz w:val="20"/>
         </w:rPr>
-        <w:t>UMIEJĘTNOŚCI</w:t>
+        <w:t>{{ labels.skills | upper }}</w:t>
       </w:r>
     </w:p>
     <w:p>
@@ -181,7 +181,7 @@
           <w:color w:val="2C2C2C"/>
           <w:sz w:val="20"/>
         </w:rPr>
-        <w:t>KURSY</w:t>
+        <w:t>{{ labels.courses | upper }}</w:t>
       </w:r>
     </w:p>
     <w:p>
@@ -199,7 +199,7 @@
           <w:color w:val="2C2C2C"/>
           <w:sz w:val="20"/>
         </w:rPr>
-        <w:t>JĘZYKI</w:t>
+        <w:t>{{ labels.languages | upper }}</w:t>
       </w:r>
     </w:p>
     <w:p>

--- a/templates/cv_compact.docx
+++ b/templates/cv_compact.docx
@@ -82,7 +82,7 @@
         <w:rPr>
           <w:b/>
         </w:rPr>
-        <w:t>{{ exp.title }} — {{ exp.company }}</w:t>
+        <w:t>{{ exp.heading }}</w:t>
       </w:r>
     </w:p>
     <w:p>
